--- a/stepik/razdel/01/report/output/report_stepik_1.docx
+++ b/stepik/razdel/01/report/output/report_stepik_1.docx
@@ -3758,7 +3758,7 @@
         <w:t xml:space="preserve"> </w:t>
       </w:r>
       <w:r>
-        <w:t xml:space="preserve">Только jpg</w:t>
+        <w:t xml:space="preserve">Будут скачаны только jpg файлы (html файлы скачаются, но потом удалятся)</w:t>
       </w:r>
     </w:p>
     <w:p>
@@ -3770,13 +3770,55 @@
           <w:b/>
           <w:bCs/>
         </w:rPr>
-        <w:t xml:space="preserve">Почему так:</w:t>
-      </w:r>
-      <w:r>
-        <w:t xml:space="preserve"> </w:t>
-      </w:r>
-      <w:r>
-        <w:t xml:space="preserve">-A jpg ограничивает загрузку файлами с расширением jpg. HTML и png не качаются.</w:t>
+        <w:t xml:space="preserve">Пояснение:</w:t>
+      </w:r>
+      <w:r>
+        <w:t xml:space="preserve"> </w:t>
+      </w:r>
+      <w:r>
+        <w:t xml:space="preserve">Опция</w:t>
+      </w:r>
+      <w:r>
+        <w:t xml:space="preserve"> </w:t>
+      </w:r>
+      <w:r>
+        <w:rPr>
+          <w:rStyle w:val="VerbatimChar"/>
+        </w:rPr>
+        <w:t xml:space="preserve">-A jpg</w:t>
+      </w:r>
+      <w:r>
+        <w:t xml:space="preserve"> </w:t>
+      </w:r>
+      <w:r>
+        <w:t xml:space="preserve">ограничивает загрузку файлами с расширением jpg. HTML-файлы сначала скачиваются (так как</w:t>
+      </w:r>
+      <w:r>
+        <w:t xml:space="preserve"> </w:t>
+      </w:r>
+      <w:r>
+        <w:rPr>
+          <w:rStyle w:val="VerbatimChar"/>
+        </w:rPr>
+        <w:t xml:space="preserve">wget</w:t>
+      </w:r>
+      <w:r>
+        <w:t xml:space="preserve"> </w:t>
+      </w:r>
+      <w:r>
+        <w:t xml:space="preserve">рекурсивно обходит страницы), но затем удаляются, потому что их расширение не соответствует</w:t>
+      </w:r>
+      <w:r>
+        <w:t xml:space="preserve"> </w:t>
+      </w:r>
+      <w:r>
+        <w:rPr>
+          <w:rStyle w:val="VerbatimChar"/>
+        </w:rPr>
+        <w:t xml:space="preserve">-A jpg</w:t>
+      </w:r>
+      <w:r>
+        <w:t xml:space="preserve">. В результате остаются только jpg.</w:t>
       </w:r>
     </w:p>
     <w:tbl>
@@ -3801,7 +3843,7 @@
             <w:r>
               <w:drawing>
                 <wp:inline>
-                  <wp:extent cx="3733800" cy="2130980"/>
+                  <wp:extent cx="2667000" cy="1522128"/>
                   <wp:effectExtent b="0" l="0" r="0" t="0"/>
                   <wp:docPr descr="" title="" id="144" name="Picture"/>
                   <a:graphic>
@@ -3822,7 +3864,7 @@
                         <pic:spPr bwMode="auto">
                           <a:xfrm>
                             <a:off x="0" y="0"/>
-                            <a:ext cx="3733800" cy="2130980"/>
+                            <a:ext cx="2667000" cy="1522128"/>
                           </a:xfrm>
                           <a:prstGeom prst="rect">
                             <a:avLst/>
